--- a/KHBD_Tin_học/Lớp_8/Tiết_00/KHBD_Tin_hoc_Lớp_8_Tiet00_Định_hướng_môn_học_Tin_học_8_-_Định_hướn.docx
+++ b/KHBD_Tin_học/Lớp_8/Tiết_00/KHBD_Tin_hoc_Lớp_8_Tiet00_Định_hướng_môn_học_Tin_học_8_-_Định_hướn.docx
@@ -742,93 +742,388 @@
         <w:t>GV trình chiếu và dẫn dắt.</w:t>
       </w:r>
     </w:p>
-    <w:p>
-      <w:pPr>
-        <w:spacing w:after="0" w:line="276" w:lineRule="auto"/>
-        <w:ind w:firstLine="567"/>
-      </w:pPr>
-      <w:r>
-        <w:rPr>
-          <w:rFonts w:ascii="Times New Roman" w:hAnsi="Times New Roman" w:cs="Times New Roman" w:eastAsia="Times New Roman"/>
-          <w:i/>
-          <w:sz w:val="26"/>
-        </w:rPr>
-        <w:t>Bước 1. Chuyển giao nhiệm vụ học tập</w:t>
-      </w:r>
-      <w:r>
-        <w:rPr>
-          <w:rFonts w:ascii="Times New Roman" w:hAnsi="Times New Roman" w:cs="Times New Roman" w:eastAsia="Times New Roman"/>
-          <w:sz w:val="26"/>
-        </w:rPr>
-        <w:br/>
-        <w:t>GV chiếu video AI và công nghệ tương lai.</w:t>
-      </w:r>
-    </w:p>
-    <w:p>
-      <w:pPr>
-        <w:spacing w:after="0" w:line="276" w:lineRule="auto"/>
-        <w:ind w:firstLine="567"/>
-      </w:pPr>
-      <w:r>
-        <w:rPr>
-          <w:rFonts w:ascii="Times New Roman" w:hAnsi="Times New Roman" w:cs="Times New Roman" w:eastAsia="Times New Roman"/>
-          <w:i/>
-          <w:sz w:val="26"/>
-        </w:rPr>
-        <w:t>Bước 2. Học sinh tiếp nhận nhiệm vụ học tập</w:t>
-      </w:r>
-      <w:r>
-        <w:rPr>
-          <w:rFonts w:ascii="Times New Roman" w:hAnsi="Times New Roman" w:cs="Times New Roman" w:eastAsia="Times New Roman"/>
-          <w:sz w:val="26"/>
-        </w:rPr>
-        <w:br/>
-        <w:t>HS theo dõi và suy nghĩ.</w:t>
-      </w:r>
-    </w:p>
-    <w:p>
-      <w:pPr>
-        <w:spacing w:after="0" w:line="276" w:lineRule="auto"/>
-        <w:ind w:firstLine="567"/>
-      </w:pPr>
-      <w:r>
-        <w:rPr>
-          <w:rFonts w:ascii="Times New Roman" w:hAnsi="Times New Roman" w:cs="Times New Roman" w:eastAsia="Times New Roman"/>
-          <w:i/>
-          <w:sz w:val="26"/>
-        </w:rPr>
-        <w:t>Bước 3. Báo cáo kết quả hoạt động</w:t>
-      </w:r>
-      <w:r>
-        <w:rPr>
-          <w:rFonts w:ascii="Times New Roman" w:hAnsi="Times New Roman" w:cs="Times New Roman" w:eastAsia="Times New Roman"/>
-          <w:sz w:val="26"/>
-        </w:rPr>
-        <w:br/>
-        <w:t>HS chia sẻ ước mơ nghề nghiệp liên quan công nghệ.</w:t>
-      </w:r>
-    </w:p>
-    <w:p>
-      <w:pPr>
-        <w:spacing w:after="0" w:line="276" w:lineRule="auto"/>
-        <w:ind w:firstLine="567"/>
-      </w:pPr>
-      <w:r>
-        <w:rPr>
-          <w:rFonts w:ascii="Times New Roman" w:hAnsi="Times New Roman" w:cs="Times New Roman" w:eastAsia="Times New Roman"/>
-          <w:i/>
-          <w:sz w:val="26"/>
-        </w:rPr>
-        <w:t>Bước 4. Đánh giá kết quả thực hiện nhiệm vụ</w:t>
-      </w:r>
-      <w:r>
-        <w:rPr>
-          <w:rFonts w:ascii="Times New Roman" w:hAnsi="Times New Roman" w:cs="Times New Roman" w:eastAsia="Times New Roman"/>
-          <w:sz w:val="26"/>
-        </w:rPr>
-        <w:br/>
-        <w:t>GV dẫn vào bài định hướng Lớp 8.</w:t>
-      </w:r>
+    <w:tbl>
+      <w:tblPr>
+        <w:tblW w:type="auto" w:w="0"/>
+        <w:tblLook w:firstColumn="1" w:firstRow="1" w:lastColumn="0" w:lastRow="0" w:noHBand="0" w:noVBand="1" w:val="04A0"/>
+        <w:tblBorders>
+          <w:top w:val="single" w:sz="4" w:color="000000" w:space="0"/>
+          <w:left w:val="single" w:sz="4" w:color="000000" w:space="0"/>
+          <w:bottom w:val="single" w:sz="4" w:color="000000" w:space="0"/>
+          <w:right w:val="single" w:sz="4" w:color="000000" w:space="0"/>
+          <w:insideH w:val="single" w:sz="4" w:color="000000" w:space="0"/>
+          <w:insideV w:val="single" w:sz="4" w:color="000000" w:space="0"/>
+        </w:tblBorders>
+      </w:tblPr>
+      <w:tblGrid>
+        <w:gridCol w:w="1805"/>
+        <w:gridCol w:w="3610"/>
+        <w:gridCol w:w="3611"/>
+      </w:tblGrid>
+      <w:tblGrid>
+        <w:gridCol w:w="3198"/>
+        <w:gridCol w:w="3198"/>
+        <w:gridCol w:w="3198"/>
+      </w:tblGrid>
+      <w:tr>
+        <w:tc>
+          <w:tcPr>
+            <w:tcW w:type="dxa" w:w="3198"/>
+          </w:tcPr>
+          <w:p>
+            <w:pPr>
+              <w:spacing w:line="276" w:lineRule="auto"/>
+              <w:jc w:val="center"/>
+            </w:pPr>
+            <w:r>
+              <w:rPr>
+                <w:rFonts w:ascii="Times New Roman" w:hAnsi="Times New Roman" w:cs="Times New Roman" w:eastAsia="Times New Roman"/>
+                <w:b/>
+                <w:i w:val="0"/>
+                <w:sz w:val="26"/>
+              </w:rPr>
+              <w:t>Bước</w:t>
+            </w:r>
+          </w:p>
+        </w:tc>
+        <w:tc>
+          <w:tcPr>
+            <w:tcW w:type="dxa" w:w="3198"/>
+          </w:tcPr>
+          <w:p>
+            <w:pPr>
+              <w:spacing w:line="276" w:lineRule="auto"/>
+              <w:jc w:val="center"/>
+            </w:pPr>
+            <w:r>
+              <w:rPr>
+                <w:rFonts w:ascii="Times New Roman" w:hAnsi="Times New Roman" w:cs="Times New Roman" w:eastAsia="Times New Roman"/>
+                <w:b/>
+                <w:i w:val="0"/>
+                <w:sz w:val="26"/>
+              </w:rPr>
+              <w:t>Hoạt động của GV</w:t>
+            </w:r>
+          </w:p>
+        </w:tc>
+        <w:tc>
+          <w:tcPr>
+            <w:tcW w:type="dxa" w:w="3198"/>
+          </w:tcPr>
+          <w:p>
+            <w:pPr>
+              <w:spacing w:line="276" w:lineRule="auto"/>
+              <w:jc w:val="center"/>
+            </w:pPr>
+            <w:r>
+              <w:rPr>
+                <w:rFonts w:ascii="Times New Roman" w:hAnsi="Times New Roman" w:cs="Times New Roman" w:eastAsia="Times New Roman"/>
+                <w:b/>
+                <w:i w:val="0"/>
+                <w:sz w:val="26"/>
+              </w:rPr>
+              <w:t>Hoạt động của HS</w:t>
+            </w:r>
+          </w:p>
+        </w:tc>
+      </w:tr>
+      <w:tr>
+        <w:tc>
+          <w:tcPr>
+            <w:tcW w:type="dxa" w:w="1805"/>
+          </w:tcPr>
+          <w:p>
+            <w:pPr>
+              <w:spacing w:line="276" w:lineRule="auto"/>
+              <w:jc w:val="center"/>
+            </w:pPr>
+            <w:r>
+              <w:rPr>
+                <w:rFonts w:ascii="Times New Roman" w:hAnsi="Times New Roman" w:cs="Times New Roman" w:eastAsia="Times New Roman"/>
+                <w:b/>
+                <w:i/>
+                <w:sz w:val="26"/>
+              </w:rPr>
+              <w:t>Bước 1:</w:t>
+            </w:r>
+          </w:p>
+          <w:p>
+            <w:r>
+              <w:rPr>
+                <w:rFonts w:ascii="Times New Roman" w:hAnsi="Times New Roman" w:cs="Times New Roman" w:eastAsia="Times New Roman"/>
+                <w:b/>
+                <w:i/>
+                <w:sz w:val="26"/>
+              </w:rPr>
+              <w:t>Chuyển giao</w:t>
+            </w:r>
+          </w:p>
+          <w:p>
+            <w:r>
+              <w:rPr>
+                <w:rFonts w:ascii="Times New Roman" w:hAnsi="Times New Roman" w:cs="Times New Roman" w:eastAsia="Times New Roman"/>
+                <w:b/>
+                <w:i/>
+                <w:sz w:val="26"/>
+              </w:rPr>
+              <w:t>nhiệm vụ học tập</w:t>
+            </w:r>
+          </w:p>
+        </w:tc>
+        <w:tc>
+          <w:tcPr>
+            <w:tcW w:type="dxa" w:w="3610"/>
+          </w:tcPr>
+          <w:p>
+            <w:pPr>
+              <w:spacing w:line="276" w:lineRule="auto"/>
+            </w:pPr>
+            <w:r>
+              <w:rPr>
+                <w:rFonts w:ascii="Times New Roman" w:hAnsi="Times New Roman" w:cs="Times New Roman" w:eastAsia="Times New Roman"/>
+                <w:b w:val="0"/>
+                <w:i w:val="0"/>
+                <w:sz w:val="26"/>
+              </w:rPr>
+              <w:t>GV chiếu video AI và công nghệ tương lai.</w:t>
+            </w:r>
+          </w:p>
+        </w:tc>
+        <w:tc>
+          <w:tcPr>
+            <w:tcW w:type="dxa" w:w="3611"/>
+          </w:tcPr>
+          <w:p>
+            <w:pPr>
+              <w:spacing w:line="276" w:lineRule="auto"/>
+            </w:pPr>
+          </w:p>
+        </w:tc>
+      </w:tr>
+      <w:tr>
+        <w:tc>
+          <w:tcPr>
+            <w:tcW w:type="dxa" w:w="1805"/>
+          </w:tcPr>
+          <w:p>
+            <w:pPr>
+              <w:spacing w:line="276" w:lineRule="auto"/>
+              <w:jc w:val="center"/>
+            </w:pPr>
+            <w:r>
+              <w:rPr>
+                <w:rFonts w:ascii="Times New Roman" w:hAnsi="Times New Roman" w:cs="Times New Roman" w:eastAsia="Times New Roman"/>
+                <w:b/>
+                <w:i/>
+                <w:sz w:val="26"/>
+              </w:rPr>
+              <w:t>Bước 2:</w:t>
+            </w:r>
+          </w:p>
+          <w:p>
+            <w:r>
+              <w:rPr>
+                <w:rFonts w:ascii="Times New Roman" w:hAnsi="Times New Roman" w:cs="Times New Roman" w:eastAsia="Times New Roman"/>
+                <w:b/>
+                <w:i/>
+                <w:sz w:val="26"/>
+              </w:rPr>
+              <w:t>Học sinh tiếp nhận</w:t>
+            </w:r>
+          </w:p>
+          <w:p>
+            <w:r>
+              <w:rPr>
+                <w:rFonts w:ascii="Times New Roman" w:hAnsi="Times New Roman" w:cs="Times New Roman" w:eastAsia="Times New Roman"/>
+                <w:b/>
+                <w:i/>
+                <w:sz w:val="26"/>
+              </w:rPr>
+              <w:t>nhiệm vụ học tập</w:t>
+            </w:r>
+          </w:p>
+        </w:tc>
+        <w:tc>
+          <w:tcPr>
+            <w:tcW w:type="dxa" w:w="3610"/>
+          </w:tcPr>
+          <w:p>
+            <w:pPr>
+              <w:spacing w:line="276" w:lineRule="auto"/>
+            </w:pPr>
+            <w:r>
+              <w:rPr>
+                <w:rFonts w:ascii="Times New Roman" w:hAnsi="Times New Roman" w:cs="Times New Roman" w:eastAsia="Times New Roman"/>
+                <w:b w:val="0"/>
+                <w:i w:val="0"/>
+                <w:sz w:val="26"/>
+              </w:rPr>
+              <w:t>HS theo dõi và suy nghĩ.</w:t>
+            </w:r>
+          </w:p>
+        </w:tc>
+        <w:tc>
+          <w:tcPr>
+            <w:tcW w:type="dxa" w:w="3611"/>
+          </w:tcPr>
+          <w:p>
+            <w:pPr>
+              <w:spacing w:line="276" w:lineRule="auto"/>
+            </w:pPr>
+          </w:p>
+        </w:tc>
+      </w:tr>
+      <w:tr>
+        <w:tc>
+          <w:tcPr>
+            <w:tcW w:type="dxa" w:w="1805"/>
+          </w:tcPr>
+          <w:p>
+            <w:pPr>
+              <w:spacing w:line="276" w:lineRule="auto"/>
+              <w:jc w:val="center"/>
+            </w:pPr>
+            <w:r>
+              <w:rPr>
+                <w:rFonts w:ascii="Times New Roman" w:hAnsi="Times New Roman" w:cs="Times New Roman" w:eastAsia="Times New Roman"/>
+                <w:b/>
+                <w:i/>
+                <w:sz w:val="26"/>
+              </w:rPr>
+              <w:t>Bước 3:</w:t>
+            </w:r>
+          </w:p>
+          <w:p>
+            <w:r>
+              <w:rPr>
+                <w:rFonts w:ascii="Times New Roman" w:hAnsi="Times New Roman" w:cs="Times New Roman" w:eastAsia="Times New Roman"/>
+                <w:b/>
+                <w:i/>
+                <w:sz w:val="26"/>
+              </w:rPr>
+              <w:t>Báo cáo kết quả</w:t>
+            </w:r>
+          </w:p>
+          <w:p>
+            <w:r>
+              <w:rPr>
+                <w:rFonts w:ascii="Times New Roman" w:hAnsi="Times New Roman" w:cs="Times New Roman" w:eastAsia="Times New Roman"/>
+                <w:b/>
+                <w:i/>
+                <w:sz w:val="26"/>
+              </w:rPr>
+              <w:t>hoạt động</w:t>
+            </w:r>
+          </w:p>
+        </w:tc>
+        <w:tc>
+          <w:tcPr>
+            <w:tcW w:type="dxa" w:w="3610"/>
+          </w:tcPr>
+          <w:p>
+            <w:pPr>
+              <w:spacing w:line="276" w:lineRule="auto"/>
+            </w:pPr>
+            <w:r>
+              <w:rPr>
+                <w:rFonts w:ascii="Times New Roman" w:hAnsi="Times New Roman" w:cs="Times New Roman" w:eastAsia="Times New Roman"/>
+                <w:b w:val="0"/>
+                <w:i w:val="0"/>
+                <w:sz w:val="26"/>
+              </w:rPr>
+              <w:t>HS chia sẻ ước mơ nghề nghiệp liên quan công nghệ.</w:t>
+            </w:r>
+          </w:p>
+        </w:tc>
+        <w:tc>
+          <w:tcPr>
+            <w:tcW w:type="dxa" w:w="3611"/>
+          </w:tcPr>
+          <w:p>
+            <w:pPr>
+              <w:spacing w:line="276" w:lineRule="auto"/>
+            </w:pPr>
+          </w:p>
+        </w:tc>
+      </w:tr>
+      <w:tr>
+        <w:tc>
+          <w:tcPr>
+            <w:tcW w:type="dxa" w:w="1805"/>
+          </w:tcPr>
+          <w:p>
+            <w:pPr>
+              <w:spacing w:line="276" w:lineRule="auto"/>
+              <w:jc w:val="center"/>
+            </w:pPr>
+            <w:r>
+              <w:rPr>
+                <w:rFonts w:ascii="Times New Roman" w:hAnsi="Times New Roman" w:cs="Times New Roman" w:eastAsia="Times New Roman"/>
+                <w:b/>
+                <w:i/>
+                <w:sz w:val="26"/>
+              </w:rPr>
+              <w:t>Bước 4:</w:t>
+            </w:r>
+          </w:p>
+          <w:p>
+            <w:r>
+              <w:rPr>
+                <w:rFonts w:ascii="Times New Roman" w:hAnsi="Times New Roman" w:cs="Times New Roman" w:eastAsia="Times New Roman"/>
+                <w:b/>
+                <w:i/>
+                <w:sz w:val="26"/>
+              </w:rPr>
+              <w:t>Đánh giá kết quả</w:t>
+            </w:r>
+          </w:p>
+          <w:p>
+            <w:r>
+              <w:rPr>
+                <w:rFonts w:ascii="Times New Roman" w:hAnsi="Times New Roman" w:cs="Times New Roman" w:eastAsia="Times New Roman"/>
+                <w:b/>
+                <w:i/>
+                <w:sz w:val="26"/>
+              </w:rPr>
+              <w:t>thực hiện nhiệm vụ</w:t>
+            </w:r>
+          </w:p>
+        </w:tc>
+        <w:tc>
+          <w:tcPr>
+            <w:tcW w:type="dxa" w:w="3610"/>
+          </w:tcPr>
+          <w:p>
+            <w:pPr>
+              <w:spacing w:line="276" w:lineRule="auto"/>
+            </w:pPr>
+            <w:r>
+              <w:rPr>
+                <w:rFonts w:ascii="Times New Roman" w:hAnsi="Times New Roman" w:cs="Times New Roman" w:eastAsia="Times New Roman"/>
+                <w:b w:val="0"/>
+                <w:i w:val="0"/>
+                <w:sz w:val="26"/>
+              </w:rPr>
+              <w:t>GV dẫn vào bài định hướng Lớp 8.</w:t>
+            </w:r>
+          </w:p>
+        </w:tc>
+        <w:tc>
+          <w:tcPr>
+            <w:tcW w:type="dxa" w:w="3611"/>
+          </w:tcPr>
+          <w:p>
+            <w:pPr>
+              <w:spacing w:line="276" w:lineRule="auto"/>
+            </w:pPr>
+          </w:p>
+        </w:tc>
+      </w:tr>
+    </w:tbl>
+    <w:p>
+      <w:pPr>
+        <w:spacing w:line="276" w:lineRule="auto"/>
+      </w:pPr>
     </w:p>
     <w:p>
       <w:pPr>
@@ -929,93 +1224,388 @@
         <w:t>GV trình bày kết hợp ví dụ minh họa.</w:t>
       </w:r>
     </w:p>
-    <w:p>
-      <w:pPr>
-        <w:spacing w:after="0" w:line="276" w:lineRule="auto"/>
-        <w:ind w:firstLine="567"/>
-      </w:pPr>
-      <w:r>
-        <w:rPr>
-          <w:rFonts w:ascii="Times New Roman" w:hAnsi="Times New Roman" w:cs="Times New Roman" w:eastAsia="Times New Roman"/>
-          <w:i/>
-          <w:sz w:val="26"/>
-        </w:rPr>
-        <w:t>Bước 1. Chuyển giao nhiệm vụ học tập</w:t>
-      </w:r>
-      <w:r>
-        <w:rPr>
-          <w:rFonts w:ascii="Times New Roman" w:hAnsi="Times New Roman" w:cs="Times New Roman" w:eastAsia="Times New Roman"/>
-          <w:sz w:val="26"/>
-        </w:rPr>
-        <w:br/>
-        <w:t>GV giới thiệu các mảng kiến thức Lớp 8.</w:t>
-      </w:r>
-    </w:p>
-    <w:p>
-      <w:pPr>
-        <w:spacing w:after="0" w:line="276" w:lineRule="auto"/>
-        <w:ind w:firstLine="567"/>
-      </w:pPr>
-      <w:r>
-        <w:rPr>
-          <w:rFonts w:ascii="Times New Roman" w:hAnsi="Times New Roman" w:cs="Times New Roman" w:eastAsia="Times New Roman"/>
-          <w:i/>
-          <w:sz w:val="26"/>
-        </w:rPr>
-        <w:t>Bước 2. Học sinh tiếp nhận nhiệm vụ học tập</w:t>
-      </w:r>
-      <w:r>
-        <w:rPr>
-          <w:rFonts w:ascii="Times New Roman" w:hAnsi="Times New Roman" w:cs="Times New Roman" w:eastAsia="Times New Roman"/>
-          <w:sz w:val="26"/>
-        </w:rPr>
-        <w:br/>
-        <w:t>HS mở SGK đối chiếu các bài học.</w:t>
-      </w:r>
-    </w:p>
-    <w:p>
-      <w:pPr>
-        <w:spacing w:after="0" w:line="276" w:lineRule="auto"/>
-        <w:ind w:firstLine="567"/>
-      </w:pPr>
-      <w:r>
-        <w:rPr>
-          <w:rFonts w:ascii="Times New Roman" w:hAnsi="Times New Roman" w:cs="Times New Roman" w:eastAsia="Times New Roman"/>
-          <w:i/>
-          <w:sz w:val="26"/>
-        </w:rPr>
-        <w:t>Bước 3. Báo cáo kết quả hoạt động</w:t>
-      </w:r>
-      <w:r>
-        <w:rPr>
-          <w:rFonts w:ascii="Times New Roman" w:hAnsi="Times New Roman" w:cs="Times New Roman" w:eastAsia="Times New Roman"/>
-          <w:sz w:val="26"/>
-        </w:rPr>
-        <w:br/>
-        <w:t>GV giải thích 4 trụ cột tư duy máy tính.</w:t>
-      </w:r>
-    </w:p>
-    <w:p>
-      <w:pPr>
-        <w:spacing w:after="0" w:line="276" w:lineRule="auto"/>
-        <w:ind w:firstLine="567"/>
-      </w:pPr>
-      <w:r>
-        <w:rPr>
-          <w:rFonts w:ascii="Times New Roman" w:hAnsi="Times New Roman" w:cs="Times New Roman" w:eastAsia="Times New Roman"/>
-          <w:i/>
-          <w:sz w:val="26"/>
-        </w:rPr>
-        <w:t>Bước 4. Đánh giá kết quả thực hiện nhiệm vụ</w:t>
-      </w:r>
-      <w:r>
-        <w:rPr>
-          <w:rFonts w:ascii="Times New Roman" w:hAnsi="Times New Roman" w:cs="Times New Roman" w:eastAsia="Times New Roman"/>
-          <w:sz w:val="26"/>
-        </w:rPr>
-        <w:br/>
-        <w:t>GV chốt phương pháp nghiên cứu dự án môn Tin 8.</w:t>
-      </w:r>
+    <w:tbl>
+      <w:tblPr>
+        <w:tblW w:type="auto" w:w="0"/>
+        <w:tblLook w:firstColumn="1" w:firstRow="1" w:lastColumn="0" w:lastRow="0" w:noHBand="0" w:noVBand="1" w:val="04A0"/>
+        <w:tblBorders>
+          <w:top w:val="single" w:sz="4" w:color="000000" w:space="0"/>
+          <w:left w:val="single" w:sz="4" w:color="000000" w:space="0"/>
+          <w:bottom w:val="single" w:sz="4" w:color="000000" w:space="0"/>
+          <w:right w:val="single" w:sz="4" w:color="000000" w:space="0"/>
+          <w:insideH w:val="single" w:sz="4" w:color="000000" w:space="0"/>
+          <w:insideV w:val="single" w:sz="4" w:color="000000" w:space="0"/>
+        </w:tblBorders>
+      </w:tblPr>
+      <w:tblGrid>
+        <w:gridCol w:w="1805"/>
+        <w:gridCol w:w="3610"/>
+        <w:gridCol w:w="3611"/>
+      </w:tblGrid>
+      <w:tblGrid>
+        <w:gridCol w:w="3198"/>
+        <w:gridCol w:w="3198"/>
+        <w:gridCol w:w="3198"/>
+      </w:tblGrid>
+      <w:tr>
+        <w:tc>
+          <w:tcPr>
+            <w:tcW w:type="dxa" w:w="3198"/>
+          </w:tcPr>
+          <w:p>
+            <w:pPr>
+              <w:spacing w:line="276" w:lineRule="auto"/>
+              <w:jc w:val="center"/>
+            </w:pPr>
+            <w:r>
+              <w:rPr>
+                <w:rFonts w:ascii="Times New Roman" w:hAnsi="Times New Roman" w:cs="Times New Roman" w:eastAsia="Times New Roman"/>
+                <w:b/>
+                <w:i w:val="0"/>
+                <w:sz w:val="26"/>
+              </w:rPr>
+              <w:t>Bước</w:t>
+            </w:r>
+          </w:p>
+        </w:tc>
+        <w:tc>
+          <w:tcPr>
+            <w:tcW w:type="dxa" w:w="3198"/>
+          </w:tcPr>
+          <w:p>
+            <w:pPr>
+              <w:spacing w:line="276" w:lineRule="auto"/>
+              <w:jc w:val="center"/>
+            </w:pPr>
+            <w:r>
+              <w:rPr>
+                <w:rFonts w:ascii="Times New Roman" w:hAnsi="Times New Roman" w:cs="Times New Roman" w:eastAsia="Times New Roman"/>
+                <w:b/>
+                <w:i w:val="0"/>
+                <w:sz w:val="26"/>
+              </w:rPr>
+              <w:t>Hoạt động của GV</w:t>
+            </w:r>
+          </w:p>
+        </w:tc>
+        <w:tc>
+          <w:tcPr>
+            <w:tcW w:type="dxa" w:w="3198"/>
+          </w:tcPr>
+          <w:p>
+            <w:pPr>
+              <w:spacing w:line="276" w:lineRule="auto"/>
+              <w:jc w:val="center"/>
+            </w:pPr>
+            <w:r>
+              <w:rPr>
+                <w:rFonts w:ascii="Times New Roman" w:hAnsi="Times New Roman" w:cs="Times New Roman" w:eastAsia="Times New Roman"/>
+                <w:b/>
+                <w:i w:val="0"/>
+                <w:sz w:val="26"/>
+              </w:rPr>
+              <w:t>Hoạt động của HS</w:t>
+            </w:r>
+          </w:p>
+        </w:tc>
+      </w:tr>
+      <w:tr>
+        <w:tc>
+          <w:tcPr>
+            <w:tcW w:type="dxa" w:w="1805"/>
+          </w:tcPr>
+          <w:p>
+            <w:pPr>
+              <w:spacing w:line="276" w:lineRule="auto"/>
+              <w:jc w:val="center"/>
+            </w:pPr>
+            <w:r>
+              <w:rPr>
+                <w:rFonts w:ascii="Times New Roman" w:hAnsi="Times New Roman" w:cs="Times New Roman" w:eastAsia="Times New Roman"/>
+                <w:b/>
+                <w:i/>
+                <w:sz w:val="26"/>
+              </w:rPr>
+              <w:t>Bước 1:</w:t>
+            </w:r>
+          </w:p>
+          <w:p>
+            <w:r>
+              <w:rPr>
+                <w:rFonts w:ascii="Times New Roman" w:hAnsi="Times New Roman" w:cs="Times New Roman" w:eastAsia="Times New Roman"/>
+                <w:b/>
+                <w:i/>
+                <w:sz w:val="26"/>
+              </w:rPr>
+              <w:t>Chuyển giao</w:t>
+            </w:r>
+          </w:p>
+          <w:p>
+            <w:r>
+              <w:rPr>
+                <w:rFonts w:ascii="Times New Roman" w:hAnsi="Times New Roman" w:cs="Times New Roman" w:eastAsia="Times New Roman"/>
+                <w:b/>
+                <w:i/>
+                <w:sz w:val="26"/>
+              </w:rPr>
+              <w:t>nhiệm vụ học tập</w:t>
+            </w:r>
+          </w:p>
+        </w:tc>
+        <w:tc>
+          <w:tcPr>
+            <w:tcW w:type="dxa" w:w="3610"/>
+          </w:tcPr>
+          <w:p>
+            <w:pPr>
+              <w:spacing w:line="276" w:lineRule="auto"/>
+            </w:pPr>
+            <w:r>
+              <w:rPr>
+                <w:rFonts w:ascii="Times New Roman" w:hAnsi="Times New Roman" w:cs="Times New Roman" w:eastAsia="Times New Roman"/>
+                <w:b w:val="0"/>
+                <w:i w:val="0"/>
+                <w:sz w:val="26"/>
+              </w:rPr>
+              <w:t>GV giới thiệu các mảng kiến thức Lớp 8.</w:t>
+            </w:r>
+          </w:p>
+        </w:tc>
+        <w:tc>
+          <w:tcPr>
+            <w:tcW w:type="dxa" w:w="3611"/>
+          </w:tcPr>
+          <w:p>
+            <w:pPr>
+              <w:spacing w:line="276" w:lineRule="auto"/>
+            </w:pPr>
+          </w:p>
+        </w:tc>
+      </w:tr>
+      <w:tr>
+        <w:tc>
+          <w:tcPr>
+            <w:tcW w:type="dxa" w:w="1805"/>
+          </w:tcPr>
+          <w:p>
+            <w:pPr>
+              <w:spacing w:line="276" w:lineRule="auto"/>
+              <w:jc w:val="center"/>
+            </w:pPr>
+            <w:r>
+              <w:rPr>
+                <w:rFonts w:ascii="Times New Roman" w:hAnsi="Times New Roman" w:cs="Times New Roman" w:eastAsia="Times New Roman"/>
+                <w:b/>
+                <w:i/>
+                <w:sz w:val="26"/>
+              </w:rPr>
+              <w:t>Bước 2:</w:t>
+            </w:r>
+          </w:p>
+          <w:p>
+            <w:r>
+              <w:rPr>
+                <w:rFonts w:ascii="Times New Roman" w:hAnsi="Times New Roman" w:cs="Times New Roman" w:eastAsia="Times New Roman"/>
+                <w:b/>
+                <w:i/>
+                <w:sz w:val="26"/>
+              </w:rPr>
+              <w:t>Học sinh tiếp nhận</w:t>
+            </w:r>
+          </w:p>
+          <w:p>
+            <w:r>
+              <w:rPr>
+                <w:rFonts w:ascii="Times New Roman" w:hAnsi="Times New Roman" w:cs="Times New Roman" w:eastAsia="Times New Roman"/>
+                <w:b/>
+                <w:i/>
+                <w:sz w:val="26"/>
+              </w:rPr>
+              <w:t>nhiệm vụ học tập</w:t>
+            </w:r>
+          </w:p>
+        </w:tc>
+        <w:tc>
+          <w:tcPr>
+            <w:tcW w:type="dxa" w:w="3610"/>
+          </w:tcPr>
+          <w:p>
+            <w:pPr>
+              <w:spacing w:line="276" w:lineRule="auto"/>
+            </w:pPr>
+            <w:r>
+              <w:rPr>
+                <w:rFonts w:ascii="Times New Roman" w:hAnsi="Times New Roman" w:cs="Times New Roman" w:eastAsia="Times New Roman"/>
+                <w:b w:val="0"/>
+                <w:i w:val="0"/>
+                <w:sz w:val="26"/>
+              </w:rPr>
+              <w:t>HS mở SGK đối chiếu các bài học.</w:t>
+            </w:r>
+          </w:p>
+        </w:tc>
+        <w:tc>
+          <w:tcPr>
+            <w:tcW w:type="dxa" w:w="3611"/>
+          </w:tcPr>
+          <w:p>
+            <w:pPr>
+              <w:spacing w:line="276" w:lineRule="auto"/>
+            </w:pPr>
+          </w:p>
+        </w:tc>
+      </w:tr>
+      <w:tr>
+        <w:tc>
+          <w:tcPr>
+            <w:tcW w:type="dxa" w:w="1805"/>
+          </w:tcPr>
+          <w:p>
+            <w:pPr>
+              <w:spacing w:line="276" w:lineRule="auto"/>
+              <w:jc w:val="center"/>
+            </w:pPr>
+            <w:r>
+              <w:rPr>
+                <w:rFonts w:ascii="Times New Roman" w:hAnsi="Times New Roman" w:cs="Times New Roman" w:eastAsia="Times New Roman"/>
+                <w:b/>
+                <w:i/>
+                <w:sz w:val="26"/>
+              </w:rPr>
+              <w:t>Bước 3:</w:t>
+            </w:r>
+          </w:p>
+          <w:p>
+            <w:r>
+              <w:rPr>
+                <w:rFonts w:ascii="Times New Roman" w:hAnsi="Times New Roman" w:cs="Times New Roman" w:eastAsia="Times New Roman"/>
+                <w:b/>
+                <w:i/>
+                <w:sz w:val="26"/>
+              </w:rPr>
+              <w:t>Báo cáo kết quả</w:t>
+            </w:r>
+          </w:p>
+          <w:p>
+            <w:r>
+              <w:rPr>
+                <w:rFonts w:ascii="Times New Roman" w:hAnsi="Times New Roman" w:cs="Times New Roman" w:eastAsia="Times New Roman"/>
+                <w:b/>
+                <w:i/>
+                <w:sz w:val="26"/>
+              </w:rPr>
+              <w:t>hoạt động</w:t>
+            </w:r>
+          </w:p>
+        </w:tc>
+        <w:tc>
+          <w:tcPr>
+            <w:tcW w:type="dxa" w:w="3610"/>
+          </w:tcPr>
+          <w:p>
+            <w:pPr>
+              <w:spacing w:line="276" w:lineRule="auto"/>
+            </w:pPr>
+            <w:r>
+              <w:rPr>
+                <w:rFonts w:ascii="Times New Roman" w:hAnsi="Times New Roman" w:cs="Times New Roman" w:eastAsia="Times New Roman"/>
+                <w:b w:val="0"/>
+                <w:i w:val="0"/>
+                <w:sz w:val="26"/>
+              </w:rPr>
+              <w:t>GV giải thích 4 trụ cột tư duy máy tính.</w:t>
+            </w:r>
+          </w:p>
+        </w:tc>
+        <w:tc>
+          <w:tcPr>
+            <w:tcW w:type="dxa" w:w="3611"/>
+          </w:tcPr>
+          <w:p>
+            <w:pPr>
+              <w:spacing w:line="276" w:lineRule="auto"/>
+            </w:pPr>
+          </w:p>
+        </w:tc>
+      </w:tr>
+      <w:tr>
+        <w:tc>
+          <w:tcPr>
+            <w:tcW w:type="dxa" w:w="1805"/>
+          </w:tcPr>
+          <w:p>
+            <w:pPr>
+              <w:spacing w:line="276" w:lineRule="auto"/>
+              <w:jc w:val="center"/>
+            </w:pPr>
+            <w:r>
+              <w:rPr>
+                <w:rFonts w:ascii="Times New Roman" w:hAnsi="Times New Roman" w:cs="Times New Roman" w:eastAsia="Times New Roman"/>
+                <w:b/>
+                <w:i/>
+                <w:sz w:val="26"/>
+              </w:rPr>
+              <w:t>Bước 4:</w:t>
+            </w:r>
+          </w:p>
+          <w:p>
+            <w:r>
+              <w:rPr>
+                <w:rFonts w:ascii="Times New Roman" w:hAnsi="Times New Roman" w:cs="Times New Roman" w:eastAsia="Times New Roman"/>
+                <w:b/>
+                <w:i/>
+                <w:sz w:val="26"/>
+              </w:rPr>
+              <w:t>Đánh giá kết quả</w:t>
+            </w:r>
+          </w:p>
+          <w:p>
+            <w:r>
+              <w:rPr>
+                <w:rFonts w:ascii="Times New Roman" w:hAnsi="Times New Roman" w:cs="Times New Roman" w:eastAsia="Times New Roman"/>
+                <w:b/>
+                <w:i/>
+                <w:sz w:val="26"/>
+              </w:rPr>
+              <w:t>thực hiện nhiệm vụ</w:t>
+            </w:r>
+          </w:p>
+        </w:tc>
+        <w:tc>
+          <w:tcPr>
+            <w:tcW w:type="dxa" w:w="3610"/>
+          </w:tcPr>
+          <w:p>
+            <w:pPr>
+              <w:spacing w:line="276" w:lineRule="auto"/>
+            </w:pPr>
+            <w:r>
+              <w:rPr>
+                <w:rFonts w:ascii="Times New Roman" w:hAnsi="Times New Roman" w:cs="Times New Roman" w:eastAsia="Times New Roman"/>
+                <w:b w:val="0"/>
+                <w:i w:val="0"/>
+                <w:sz w:val="26"/>
+              </w:rPr>
+              <w:t>GV chốt phương pháp nghiên cứu dự án môn Tin 8.</w:t>
+            </w:r>
+          </w:p>
+        </w:tc>
+        <w:tc>
+          <w:tcPr>
+            <w:tcW w:type="dxa" w:w="3611"/>
+          </w:tcPr>
+          <w:p>
+            <w:pPr>
+              <w:spacing w:line="276" w:lineRule="auto"/>
+            </w:pPr>
+          </w:p>
+        </w:tc>
+      </w:tr>
+    </w:tbl>
+    <w:p>
+      <w:pPr>
+        <w:spacing w:line="276" w:lineRule="auto"/>
+      </w:pPr>
     </w:p>
     <w:p>
       <w:pPr>
@@ -1116,93 +1706,388 @@
         <w:t>Thảo luận nhóm 4.</w:t>
       </w:r>
     </w:p>
-    <w:p>
-      <w:pPr>
-        <w:spacing w:after="0" w:line="276" w:lineRule="auto"/>
-        <w:ind w:firstLine="567"/>
-      </w:pPr>
-      <w:r>
-        <w:rPr>
-          <w:rFonts w:ascii="Times New Roman" w:hAnsi="Times New Roman" w:cs="Times New Roman" w:eastAsia="Times New Roman"/>
-          <w:i/>
-          <w:sz w:val="26"/>
-        </w:rPr>
-        <w:t>Bước 1. Chuyển giao nhiệm vụ học tập</w:t>
-      </w:r>
-      <w:r>
-        <w:rPr>
-          <w:rFonts w:ascii="Times New Roman" w:hAnsi="Times New Roman" w:cs="Times New Roman" w:eastAsia="Times New Roman"/>
-          <w:sz w:val="26"/>
-        </w:rPr>
-        <w:br/>
-        <w:t>GV giao bài toán tình huống thực tế.</w:t>
-      </w:r>
-    </w:p>
-    <w:p>
-      <w:pPr>
-        <w:spacing w:after="0" w:line="276" w:lineRule="auto"/>
-        <w:ind w:firstLine="567"/>
-      </w:pPr>
-      <w:r>
-        <w:rPr>
-          <w:rFonts w:ascii="Times New Roman" w:hAnsi="Times New Roman" w:cs="Times New Roman" w:eastAsia="Times New Roman"/>
-          <w:i/>
-          <w:sz w:val="26"/>
-        </w:rPr>
-        <w:t>Bước 2. Học sinh tiếp nhận nhiệm vụ học tập</w:t>
-      </w:r>
-      <w:r>
-        <w:rPr>
-          <w:rFonts w:ascii="Times New Roman" w:hAnsi="Times New Roman" w:cs="Times New Roman" w:eastAsia="Times New Roman"/>
-          <w:sz w:val="26"/>
-        </w:rPr>
-        <w:br/>
-        <w:t>Nhóm thảo luận tách nhỏ công việc và đề xuất giải pháp.</w:t>
-      </w:r>
-    </w:p>
-    <w:p>
-      <w:pPr>
-        <w:spacing w:after="0" w:line="276" w:lineRule="auto"/>
-        <w:ind w:firstLine="567"/>
-      </w:pPr>
-      <w:r>
-        <w:rPr>
-          <w:rFonts w:ascii="Times New Roman" w:hAnsi="Times New Roman" w:cs="Times New Roman" w:eastAsia="Times New Roman"/>
-          <w:i/>
-          <w:sz w:val="26"/>
-        </w:rPr>
-        <w:t>Bước 3. Báo cáo kết quả hoạt động</w:t>
-      </w:r>
-      <w:r>
-        <w:rPr>
-          <w:rFonts w:ascii="Times New Roman" w:hAnsi="Times New Roman" w:cs="Times New Roman" w:eastAsia="Times New Roman"/>
-          <w:sz w:val="26"/>
-        </w:rPr>
-        <w:br/>
-        <w:t>Đại diện nhóm trình bày dàn ý.</w:t>
-      </w:r>
-    </w:p>
-    <w:p>
-      <w:pPr>
-        <w:spacing w:after="0" w:line="276" w:lineRule="auto"/>
-        <w:ind w:firstLine="567"/>
-      </w:pPr>
-      <w:r>
-        <w:rPr>
-          <w:rFonts w:ascii="Times New Roman" w:hAnsi="Times New Roman" w:cs="Times New Roman" w:eastAsia="Times New Roman"/>
-          <w:i/>
-          <w:sz w:val="26"/>
-        </w:rPr>
-        <w:t>Bước 4. Đánh giá kết quả thực hiện nhiệm vụ</w:t>
-      </w:r>
-      <w:r>
-        <w:rPr>
-          <w:rFonts w:ascii="Times New Roman" w:hAnsi="Times New Roman" w:cs="Times New Roman" w:eastAsia="Times New Roman"/>
-          <w:sz w:val="26"/>
-        </w:rPr>
-        <w:br/>
-        <w:t>GV nhận xét, chuẩn hóa tư duy máy tính.</w:t>
-      </w:r>
+    <w:tbl>
+      <w:tblPr>
+        <w:tblW w:type="auto" w:w="0"/>
+        <w:tblLook w:firstColumn="1" w:firstRow="1" w:lastColumn="0" w:lastRow="0" w:noHBand="0" w:noVBand="1" w:val="04A0"/>
+        <w:tblBorders>
+          <w:top w:val="single" w:sz="4" w:color="000000" w:space="0"/>
+          <w:left w:val="single" w:sz="4" w:color="000000" w:space="0"/>
+          <w:bottom w:val="single" w:sz="4" w:color="000000" w:space="0"/>
+          <w:right w:val="single" w:sz="4" w:color="000000" w:space="0"/>
+          <w:insideH w:val="single" w:sz="4" w:color="000000" w:space="0"/>
+          <w:insideV w:val="single" w:sz="4" w:color="000000" w:space="0"/>
+        </w:tblBorders>
+      </w:tblPr>
+      <w:tblGrid>
+        <w:gridCol w:w="1805"/>
+        <w:gridCol w:w="3610"/>
+        <w:gridCol w:w="3611"/>
+      </w:tblGrid>
+      <w:tblGrid>
+        <w:gridCol w:w="3198"/>
+        <w:gridCol w:w="3198"/>
+        <w:gridCol w:w="3198"/>
+      </w:tblGrid>
+      <w:tr>
+        <w:tc>
+          <w:tcPr>
+            <w:tcW w:type="dxa" w:w="3198"/>
+          </w:tcPr>
+          <w:p>
+            <w:pPr>
+              <w:spacing w:line="276" w:lineRule="auto"/>
+              <w:jc w:val="center"/>
+            </w:pPr>
+            <w:r>
+              <w:rPr>
+                <w:rFonts w:ascii="Times New Roman" w:hAnsi="Times New Roman" w:cs="Times New Roman" w:eastAsia="Times New Roman"/>
+                <w:b/>
+                <w:i w:val="0"/>
+                <w:sz w:val="26"/>
+              </w:rPr>
+              <w:t>Bước</w:t>
+            </w:r>
+          </w:p>
+        </w:tc>
+        <w:tc>
+          <w:tcPr>
+            <w:tcW w:type="dxa" w:w="3198"/>
+          </w:tcPr>
+          <w:p>
+            <w:pPr>
+              <w:spacing w:line="276" w:lineRule="auto"/>
+              <w:jc w:val="center"/>
+            </w:pPr>
+            <w:r>
+              <w:rPr>
+                <w:rFonts w:ascii="Times New Roman" w:hAnsi="Times New Roman" w:cs="Times New Roman" w:eastAsia="Times New Roman"/>
+                <w:b/>
+                <w:i w:val="0"/>
+                <w:sz w:val="26"/>
+              </w:rPr>
+              <w:t>Hoạt động của GV</w:t>
+            </w:r>
+          </w:p>
+        </w:tc>
+        <w:tc>
+          <w:tcPr>
+            <w:tcW w:type="dxa" w:w="3198"/>
+          </w:tcPr>
+          <w:p>
+            <w:pPr>
+              <w:spacing w:line="276" w:lineRule="auto"/>
+              <w:jc w:val="center"/>
+            </w:pPr>
+            <w:r>
+              <w:rPr>
+                <w:rFonts w:ascii="Times New Roman" w:hAnsi="Times New Roman" w:cs="Times New Roman" w:eastAsia="Times New Roman"/>
+                <w:b/>
+                <w:i w:val="0"/>
+                <w:sz w:val="26"/>
+              </w:rPr>
+              <w:t>Hoạt động của HS</w:t>
+            </w:r>
+          </w:p>
+        </w:tc>
+      </w:tr>
+      <w:tr>
+        <w:tc>
+          <w:tcPr>
+            <w:tcW w:type="dxa" w:w="1805"/>
+          </w:tcPr>
+          <w:p>
+            <w:pPr>
+              <w:spacing w:line="276" w:lineRule="auto"/>
+              <w:jc w:val="center"/>
+            </w:pPr>
+            <w:r>
+              <w:rPr>
+                <w:rFonts w:ascii="Times New Roman" w:hAnsi="Times New Roman" w:cs="Times New Roman" w:eastAsia="Times New Roman"/>
+                <w:b/>
+                <w:i/>
+                <w:sz w:val="26"/>
+              </w:rPr>
+              <w:t>Bước 1:</w:t>
+            </w:r>
+          </w:p>
+          <w:p>
+            <w:r>
+              <w:rPr>
+                <w:rFonts w:ascii="Times New Roman" w:hAnsi="Times New Roman" w:cs="Times New Roman" w:eastAsia="Times New Roman"/>
+                <w:b/>
+                <w:i/>
+                <w:sz w:val="26"/>
+              </w:rPr>
+              <w:t>Chuyển giao</w:t>
+            </w:r>
+          </w:p>
+          <w:p>
+            <w:r>
+              <w:rPr>
+                <w:rFonts w:ascii="Times New Roman" w:hAnsi="Times New Roman" w:cs="Times New Roman" w:eastAsia="Times New Roman"/>
+                <w:b/>
+                <w:i/>
+                <w:sz w:val="26"/>
+              </w:rPr>
+              <w:t>nhiệm vụ học tập</w:t>
+            </w:r>
+          </w:p>
+        </w:tc>
+        <w:tc>
+          <w:tcPr>
+            <w:tcW w:type="dxa" w:w="3610"/>
+          </w:tcPr>
+          <w:p>
+            <w:pPr>
+              <w:spacing w:line="276" w:lineRule="auto"/>
+            </w:pPr>
+            <w:r>
+              <w:rPr>
+                <w:rFonts w:ascii="Times New Roman" w:hAnsi="Times New Roman" w:cs="Times New Roman" w:eastAsia="Times New Roman"/>
+                <w:b w:val="0"/>
+                <w:i w:val="0"/>
+                <w:sz w:val="26"/>
+              </w:rPr>
+              <w:t>GV giao bài toán tình huống thực tế.</w:t>
+            </w:r>
+          </w:p>
+        </w:tc>
+        <w:tc>
+          <w:tcPr>
+            <w:tcW w:type="dxa" w:w="3611"/>
+          </w:tcPr>
+          <w:p>
+            <w:pPr>
+              <w:spacing w:line="276" w:lineRule="auto"/>
+            </w:pPr>
+          </w:p>
+        </w:tc>
+      </w:tr>
+      <w:tr>
+        <w:tc>
+          <w:tcPr>
+            <w:tcW w:type="dxa" w:w="1805"/>
+          </w:tcPr>
+          <w:p>
+            <w:pPr>
+              <w:spacing w:line="276" w:lineRule="auto"/>
+              <w:jc w:val="center"/>
+            </w:pPr>
+            <w:r>
+              <w:rPr>
+                <w:rFonts w:ascii="Times New Roman" w:hAnsi="Times New Roman" w:cs="Times New Roman" w:eastAsia="Times New Roman"/>
+                <w:b/>
+                <w:i/>
+                <w:sz w:val="26"/>
+              </w:rPr>
+              <w:t>Bước 2:</w:t>
+            </w:r>
+          </w:p>
+          <w:p>
+            <w:r>
+              <w:rPr>
+                <w:rFonts w:ascii="Times New Roman" w:hAnsi="Times New Roman" w:cs="Times New Roman" w:eastAsia="Times New Roman"/>
+                <w:b/>
+                <w:i/>
+                <w:sz w:val="26"/>
+              </w:rPr>
+              <w:t>Học sinh tiếp nhận</w:t>
+            </w:r>
+          </w:p>
+          <w:p>
+            <w:r>
+              <w:rPr>
+                <w:rFonts w:ascii="Times New Roman" w:hAnsi="Times New Roman" w:cs="Times New Roman" w:eastAsia="Times New Roman"/>
+                <w:b/>
+                <w:i/>
+                <w:sz w:val="26"/>
+              </w:rPr>
+              <w:t>nhiệm vụ học tập</w:t>
+            </w:r>
+          </w:p>
+        </w:tc>
+        <w:tc>
+          <w:tcPr>
+            <w:tcW w:type="dxa" w:w="3610"/>
+          </w:tcPr>
+          <w:p>
+            <w:pPr>
+              <w:spacing w:line="276" w:lineRule="auto"/>
+            </w:pPr>
+            <w:r>
+              <w:rPr>
+                <w:rFonts w:ascii="Times New Roman" w:hAnsi="Times New Roman" w:cs="Times New Roman" w:eastAsia="Times New Roman"/>
+                <w:b w:val="0"/>
+                <w:i w:val="0"/>
+                <w:sz w:val="26"/>
+              </w:rPr>
+              <w:t>Nhóm thảo luận tách nhỏ công việc và đề xuất giải pháp.</w:t>
+            </w:r>
+          </w:p>
+        </w:tc>
+        <w:tc>
+          <w:tcPr>
+            <w:tcW w:type="dxa" w:w="3611"/>
+          </w:tcPr>
+          <w:p>
+            <w:pPr>
+              <w:spacing w:line="276" w:lineRule="auto"/>
+            </w:pPr>
+          </w:p>
+        </w:tc>
+      </w:tr>
+      <w:tr>
+        <w:tc>
+          <w:tcPr>
+            <w:tcW w:type="dxa" w:w="1805"/>
+          </w:tcPr>
+          <w:p>
+            <w:pPr>
+              <w:spacing w:line="276" w:lineRule="auto"/>
+              <w:jc w:val="center"/>
+            </w:pPr>
+            <w:r>
+              <w:rPr>
+                <w:rFonts w:ascii="Times New Roman" w:hAnsi="Times New Roman" w:cs="Times New Roman" w:eastAsia="Times New Roman"/>
+                <w:b/>
+                <w:i/>
+                <w:sz w:val="26"/>
+              </w:rPr>
+              <w:t>Bước 3:</w:t>
+            </w:r>
+          </w:p>
+          <w:p>
+            <w:r>
+              <w:rPr>
+                <w:rFonts w:ascii="Times New Roman" w:hAnsi="Times New Roman" w:cs="Times New Roman" w:eastAsia="Times New Roman"/>
+                <w:b/>
+                <w:i/>
+                <w:sz w:val="26"/>
+              </w:rPr>
+              <w:t>Báo cáo kết quả</w:t>
+            </w:r>
+          </w:p>
+          <w:p>
+            <w:r>
+              <w:rPr>
+                <w:rFonts w:ascii="Times New Roman" w:hAnsi="Times New Roman" w:cs="Times New Roman" w:eastAsia="Times New Roman"/>
+                <w:b/>
+                <w:i/>
+                <w:sz w:val="26"/>
+              </w:rPr>
+              <w:t>hoạt động</w:t>
+            </w:r>
+          </w:p>
+        </w:tc>
+        <w:tc>
+          <w:tcPr>
+            <w:tcW w:type="dxa" w:w="3610"/>
+          </w:tcPr>
+          <w:p>
+            <w:pPr>
+              <w:spacing w:line="276" w:lineRule="auto"/>
+            </w:pPr>
+            <w:r>
+              <w:rPr>
+                <w:rFonts w:ascii="Times New Roman" w:hAnsi="Times New Roman" w:cs="Times New Roman" w:eastAsia="Times New Roman"/>
+                <w:b w:val="0"/>
+                <w:i w:val="0"/>
+                <w:sz w:val="26"/>
+              </w:rPr>
+              <w:t>Đại diện nhóm trình bày dàn ý.</w:t>
+            </w:r>
+          </w:p>
+        </w:tc>
+        <w:tc>
+          <w:tcPr>
+            <w:tcW w:type="dxa" w:w="3611"/>
+          </w:tcPr>
+          <w:p>
+            <w:pPr>
+              <w:spacing w:line="276" w:lineRule="auto"/>
+            </w:pPr>
+          </w:p>
+        </w:tc>
+      </w:tr>
+      <w:tr>
+        <w:tc>
+          <w:tcPr>
+            <w:tcW w:type="dxa" w:w="1805"/>
+          </w:tcPr>
+          <w:p>
+            <w:pPr>
+              <w:spacing w:line="276" w:lineRule="auto"/>
+              <w:jc w:val="center"/>
+            </w:pPr>
+            <w:r>
+              <w:rPr>
+                <w:rFonts w:ascii="Times New Roman" w:hAnsi="Times New Roman" w:cs="Times New Roman" w:eastAsia="Times New Roman"/>
+                <w:b/>
+                <w:i/>
+                <w:sz w:val="26"/>
+              </w:rPr>
+              <w:t>Bước 4:</w:t>
+            </w:r>
+          </w:p>
+          <w:p>
+            <w:r>
+              <w:rPr>
+                <w:rFonts w:ascii="Times New Roman" w:hAnsi="Times New Roman" w:cs="Times New Roman" w:eastAsia="Times New Roman"/>
+                <w:b/>
+                <w:i/>
+                <w:sz w:val="26"/>
+              </w:rPr>
+              <w:t>Đánh giá kết quả</w:t>
+            </w:r>
+          </w:p>
+          <w:p>
+            <w:r>
+              <w:rPr>
+                <w:rFonts w:ascii="Times New Roman" w:hAnsi="Times New Roman" w:cs="Times New Roman" w:eastAsia="Times New Roman"/>
+                <w:b/>
+                <w:i/>
+                <w:sz w:val="26"/>
+              </w:rPr>
+              <w:t>thực hiện nhiệm vụ</w:t>
+            </w:r>
+          </w:p>
+        </w:tc>
+        <w:tc>
+          <w:tcPr>
+            <w:tcW w:type="dxa" w:w="3610"/>
+          </w:tcPr>
+          <w:p>
+            <w:pPr>
+              <w:spacing w:line="276" w:lineRule="auto"/>
+            </w:pPr>
+            <w:r>
+              <w:rPr>
+                <w:rFonts w:ascii="Times New Roman" w:hAnsi="Times New Roman" w:cs="Times New Roman" w:eastAsia="Times New Roman"/>
+                <w:b w:val="0"/>
+                <w:i w:val="0"/>
+                <w:sz w:val="26"/>
+              </w:rPr>
+              <w:t>GV nhận xét, chuẩn hóa tư duy máy tính.</w:t>
+            </w:r>
+          </w:p>
+        </w:tc>
+        <w:tc>
+          <w:tcPr>
+            <w:tcW w:type="dxa" w:w="3611"/>
+          </w:tcPr>
+          <w:p>
+            <w:pPr>
+              <w:spacing w:line="276" w:lineRule="auto"/>
+            </w:pPr>
+          </w:p>
+        </w:tc>
+      </w:tr>
+    </w:tbl>
+    <w:p>
+      <w:pPr>
+        <w:spacing w:line="276" w:lineRule="auto"/>
+      </w:pPr>
     </w:p>
     <w:p>
       <w:pPr>
@@ -1295,100 +2180,389 @@
         </w:rPr>
         <w:t xml:space="preserve">d) Tổ chức thực hiện: </w:t>
       </w:r>
-      <w:r>
-        <w:rPr>
-          <w:rFonts w:ascii="Times New Roman" w:hAnsi="Times New Roman" w:cs="Times New Roman" w:eastAsia="Times New Roman"/>
-          <w:sz w:val="26"/>
-        </w:rPr>
-      </w:r>
-    </w:p>
-    <w:p>
-      <w:pPr>
-        <w:spacing w:after="0" w:line="276" w:lineRule="auto"/>
-        <w:ind w:firstLine="567"/>
-      </w:pPr>
-      <w:r>
-        <w:rPr>
-          <w:rFonts w:ascii="Times New Roman" w:hAnsi="Times New Roman" w:cs="Times New Roman" w:eastAsia="Times New Roman"/>
-          <w:i/>
-          <w:sz w:val="26"/>
-        </w:rPr>
-        <w:t>Bước 1. Chuyển giao nhiệm vụ học tập</w:t>
-      </w:r>
-      <w:r>
-        <w:rPr>
-          <w:rFonts w:ascii="Times New Roman" w:hAnsi="Times New Roman" w:cs="Times New Roman" w:eastAsia="Times New Roman"/>
-          <w:sz w:val="26"/>
-        </w:rPr>
-        <w:br/>
-        <w:t>GV dặn nhiệm vụ tìm hiểu bài 1.</w:t>
-      </w:r>
-    </w:p>
-    <w:p>
-      <w:pPr>
-        <w:spacing w:after="0" w:line="276" w:lineRule="auto"/>
-        <w:ind w:firstLine="567"/>
-      </w:pPr>
-      <w:r>
-        <w:rPr>
-          <w:rFonts w:ascii="Times New Roman" w:hAnsi="Times New Roman" w:cs="Times New Roman" w:eastAsia="Times New Roman"/>
-          <w:i/>
-          <w:sz w:val="26"/>
-        </w:rPr>
-        <w:t>Bước 2. Học sinh tiếp nhận nhiệm vụ học tập</w:t>
-      </w:r>
-      <w:r>
-        <w:rPr>
-          <w:rFonts w:ascii="Times New Roman" w:hAnsi="Times New Roman" w:cs="Times New Roman" w:eastAsia="Times New Roman"/>
-          <w:sz w:val="26"/>
-        </w:rPr>
-        <w:br/>
-        <w:t>HS ghi sổ.</w:t>
-      </w:r>
-    </w:p>
-    <w:p>
-      <w:pPr>
-        <w:spacing w:after="0" w:line="276" w:lineRule="auto"/>
-        <w:ind w:firstLine="567"/>
-      </w:pPr>
-      <w:r>
-        <w:rPr>
-          <w:rFonts w:ascii="Times New Roman" w:hAnsi="Times New Roman" w:cs="Times New Roman" w:eastAsia="Times New Roman"/>
-          <w:i/>
-          <w:sz w:val="26"/>
-        </w:rPr>
-        <w:t>Bước 3. Báo cáo kết quả hoạt động</w:t>
-      </w:r>
-      <w:r>
-        <w:rPr>
-          <w:rFonts w:ascii="Times New Roman" w:hAnsi="Times New Roman" w:cs="Times New Roman" w:eastAsia="Times New Roman"/>
-          <w:sz w:val="26"/>
-        </w:rPr>
-        <w:br/>
-        <w:t>Thực hiện tại nhà.</w:t>
-      </w:r>
-    </w:p>
-    <w:p>
-      <w:pPr>
-        <w:spacing w:after="0" w:line="276" w:lineRule="auto"/>
-        <w:ind w:firstLine="567"/>
-      </w:pPr>
-      <w:r>
-        <w:rPr>
-          <w:rFonts w:ascii="Times New Roman" w:hAnsi="Times New Roman" w:cs="Times New Roman" w:eastAsia="Times New Roman"/>
-          <w:i/>
-          <w:sz w:val="26"/>
-        </w:rPr>
-        <w:t>Bước 4. Giáo viên nhắc nhở nhiệm vụ về nhà</w:t>
-      </w:r>
-      <w:r>
-        <w:rPr>
-          <w:rFonts w:ascii="Times New Roman" w:hAnsi="Times New Roman" w:cs="Times New Roman" w:eastAsia="Times New Roman"/>
-          <w:sz w:val="26"/>
-        </w:rPr>
-        <w:br/>
-        <w:t>GV kết thúc tiết học.</w:t>
-      </w:r>
+    </w:p>
+    <w:tbl>
+      <w:tblPr>
+        <w:tblW w:type="auto" w:w="0"/>
+        <w:tblLook w:firstColumn="1" w:firstRow="1" w:lastColumn="0" w:lastRow="0" w:noHBand="0" w:noVBand="1" w:val="04A0"/>
+        <w:tblBorders>
+          <w:top w:val="single" w:sz="4" w:color="000000" w:space="0"/>
+          <w:left w:val="single" w:sz="4" w:color="000000" w:space="0"/>
+          <w:bottom w:val="single" w:sz="4" w:color="000000" w:space="0"/>
+          <w:right w:val="single" w:sz="4" w:color="000000" w:space="0"/>
+          <w:insideH w:val="single" w:sz="4" w:color="000000" w:space="0"/>
+          <w:insideV w:val="single" w:sz="4" w:color="000000" w:space="0"/>
+        </w:tblBorders>
+      </w:tblPr>
+      <w:tblGrid>
+        <w:gridCol w:w="1805"/>
+        <w:gridCol w:w="3610"/>
+        <w:gridCol w:w="3611"/>
+      </w:tblGrid>
+      <w:tblGrid>
+        <w:gridCol w:w="3198"/>
+        <w:gridCol w:w="3198"/>
+        <w:gridCol w:w="3198"/>
+      </w:tblGrid>
+      <w:tr>
+        <w:tc>
+          <w:tcPr>
+            <w:tcW w:type="dxa" w:w="3198"/>
+          </w:tcPr>
+          <w:p>
+            <w:pPr>
+              <w:spacing w:line="276" w:lineRule="auto"/>
+              <w:jc w:val="center"/>
+            </w:pPr>
+            <w:r>
+              <w:rPr>
+                <w:rFonts w:ascii="Times New Roman" w:hAnsi="Times New Roman" w:cs="Times New Roman" w:eastAsia="Times New Roman"/>
+                <w:b/>
+                <w:i w:val="0"/>
+                <w:sz w:val="26"/>
+              </w:rPr>
+              <w:t>Bước</w:t>
+            </w:r>
+          </w:p>
+        </w:tc>
+        <w:tc>
+          <w:tcPr>
+            <w:tcW w:type="dxa" w:w="3198"/>
+          </w:tcPr>
+          <w:p>
+            <w:pPr>
+              <w:spacing w:line="276" w:lineRule="auto"/>
+              <w:jc w:val="center"/>
+            </w:pPr>
+            <w:r>
+              <w:rPr>
+                <w:rFonts w:ascii="Times New Roman" w:hAnsi="Times New Roman" w:cs="Times New Roman" w:eastAsia="Times New Roman"/>
+                <w:b/>
+                <w:i w:val="0"/>
+                <w:sz w:val="26"/>
+              </w:rPr>
+              <w:t>Hoạt động của GV</w:t>
+            </w:r>
+          </w:p>
+        </w:tc>
+        <w:tc>
+          <w:tcPr>
+            <w:tcW w:type="dxa" w:w="3198"/>
+          </w:tcPr>
+          <w:p>
+            <w:pPr>
+              <w:spacing w:line="276" w:lineRule="auto"/>
+              <w:jc w:val="center"/>
+            </w:pPr>
+            <w:r>
+              <w:rPr>
+                <w:rFonts w:ascii="Times New Roman" w:hAnsi="Times New Roman" w:cs="Times New Roman" w:eastAsia="Times New Roman"/>
+                <w:b/>
+                <w:i w:val="0"/>
+                <w:sz w:val="26"/>
+              </w:rPr>
+              <w:t>Hoạt động của HS</w:t>
+            </w:r>
+          </w:p>
+        </w:tc>
+      </w:tr>
+      <w:tr>
+        <w:tc>
+          <w:tcPr>
+            <w:tcW w:type="dxa" w:w="1805"/>
+          </w:tcPr>
+          <w:p>
+            <w:pPr>
+              <w:spacing w:line="276" w:lineRule="auto"/>
+              <w:jc w:val="center"/>
+            </w:pPr>
+            <w:r>
+              <w:rPr>
+                <w:rFonts w:ascii="Times New Roman" w:hAnsi="Times New Roman" w:cs="Times New Roman" w:eastAsia="Times New Roman"/>
+                <w:b/>
+                <w:i/>
+                <w:sz w:val="26"/>
+              </w:rPr>
+              <w:t>Bước 1:</w:t>
+            </w:r>
+          </w:p>
+          <w:p>
+            <w:r>
+              <w:rPr>
+                <w:rFonts w:ascii="Times New Roman" w:hAnsi="Times New Roman" w:cs="Times New Roman" w:eastAsia="Times New Roman"/>
+                <w:b/>
+                <w:i/>
+                <w:sz w:val="26"/>
+              </w:rPr>
+              <w:t>Chuyển giao</w:t>
+            </w:r>
+          </w:p>
+          <w:p>
+            <w:r>
+              <w:rPr>
+                <w:rFonts w:ascii="Times New Roman" w:hAnsi="Times New Roman" w:cs="Times New Roman" w:eastAsia="Times New Roman"/>
+                <w:b/>
+                <w:i/>
+                <w:sz w:val="26"/>
+              </w:rPr>
+              <w:t>nhiệm vụ học tập</w:t>
+            </w:r>
+          </w:p>
+        </w:tc>
+        <w:tc>
+          <w:tcPr>
+            <w:tcW w:type="dxa" w:w="3610"/>
+          </w:tcPr>
+          <w:p>
+            <w:pPr>
+              <w:spacing w:line="276" w:lineRule="auto"/>
+            </w:pPr>
+            <w:r>
+              <w:rPr>
+                <w:rFonts w:ascii="Times New Roman" w:hAnsi="Times New Roman" w:cs="Times New Roman" w:eastAsia="Times New Roman"/>
+                <w:b w:val="0"/>
+                <w:i w:val="0"/>
+                <w:sz w:val="26"/>
+              </w:rPr>
+              <w:t>GV dặn nhiệm vụ tìm hiểu bài 1.</w:t>
+            </w:r>
+          </w:p>
+        </w:tc>
+        <w:tc>
+          <w:tcPr>
+            <w:tcW w:type="dxa" w:w="3611"/>
+          </w:tcPr>
+          <w:p>
+            <w:pPr>
+              <w:spacing w:line="276" w:lineRule="auto"/>
+            </w:pPr>
+          </w:p>
+        </w:tc>
+      </w:tr>
+      <w:tr>
+        <w:tc>
+          <w:tcPr>
+            <w:tcW w:type="dxa" w:w="1805"/>
+          </w:tcPr>
+          <w:p>
+            <w:pPr>
+              <w:spacing w:line="276" w:lineRule="auto"/>
+              <w:jc w:val="center"/>
+            </w:pPr>
+            <w:r>
+              <w:rPr>
+                <w:rFonts w:ascii="Times New Roman" w:hAnsi="Times New Roman" w:cs="Times New Roman" w:eastAsia="Times New Roman"/>
+                <w:b/>
+                <w:i/>
+                <w:sz w:val="26"/>
+              </w:rPr>
+              <w:t>Bước 2:</w:t>
+            </w:r>
+          </w:p>
+          <w:p>
+            <w:r>
+              <w:rPr>
+                <w:rFonts w:ascii="Times New Roman" w:hAnsi="Times New Roman" w:cs="Times New Roman" w:eastAsia="Times New Roman"/>
+                <w:b/>
+                <w:i/>
+                <w:sz w:val="26"/>
+              </w:rPr>
+              <w:t>Học sinh tiếp nhận</w:t>
+            </w:r>
+          </w:p>
+          <w:p>
+            <w:r>
+              <w:rPr>
+                <w:rFonts w:ascii="Times New Roman" w:hAnsi="Times New Roman" w:cs="Times New Roman" w:eastAsia="Times New Roman"/>
+                <w:b/>
+                <w:i/>
+                <w:sz w:val="26"/>
+              </w:rPr>
+              <w:t>nhiệm vụ học tập</w:t>
+            </w:r>
+          </w:p>
+        </w:tc>
+        <w:tc>
+          <w:tcPr>
+            <w:tcW w:type="dxa" w:w="3610"/>
+          </w:tcPr>
+          <w:p>
+            <w:pPr>
+              <w:spacing w:line="276" w:lineRule="auto"/>
+            </w:pPr>
+            <w:r>
+              <w:rPr>
+                <w:rFonts w:ascii="Times New Roman" w:hAnsi="Times New Roman" w:cs="Times New Roman" w:eastAsia="Times New Roman"/>
+                <w:b w:val="0"/>
+                <w:i w:val="0"/>
+                <w:sz w:val="26"/>
+              </w:rPr>
+              <w:t>HS ghi sổ.</w:t>
+            </w:r>
+          </w:p>
+        </w:tc>
+        <w:tc>
+          <w:tcPr>
+            <w:tcW w:type="dxa" w:w="3611"/>
+          </w:tcPr>
+          <w:p>
+            <w:pPr>
+              <w:spacing w:line="276" w:lineRule="auto"/>
+            </w:pPr>
+          </w:p>
+        </w:tc>
+      </w:tr>
+      <w:tr>
+        <w:tc>
+          <w:tcPr>
+            <w:tcW w:type="dxa" w:w="1805"/>
+          </w:tcPr>
+          <w:p>
+            <w:pPr>
+              <w:spacing w:line="276" w:lineRule="auto"/>
+              <w:jc w:val="center"/>
+            </w:pPr>
+            <w:r>
+              <w:rPr>
+                <w:rFonts w:ascii="Times New Roman" w:hAnsi="Times New Roman" w:cs="Times New Roman" w:eastAsia="Times New Roman"/>
+                <w:b/>
+                <w:i/>
+                <w:sz w:val="26"/>
+              </w:rPr>
+              <w:t>Bước 3:</w:t>
+            </w:r>
+          </w:p>
+          <w:p>
+            <w:r>
+              <w:rPr>
+                <w:rFonts w:ascii="Times New Roman" w:hAnsi="Times New Roman" w:cs="Times New Roman" w:eastAsia="Times New Roman"/>
+                <w:b/>
+                <w:i/>
+                <w:sz w:val="26"/>
+              </w:rPr>
+              <w:t>Báo cáo kết quả</w:t>
+            </w:r>
+          </w:p>
+          <w:p>
+            <w:r>
+              <w:rPr>
+                <w:rFonts w:ascii="Times New Roman" w:hAnsi="Times New Roman" w:cs="Times New Roman" w:eastAsia="Times New Roman"/>
+                <w:b/>
+                <w:i/>
+                <w:sz w:val="26"/>
+              </w:rPr>
+              <w:t>hoạt động</w:t>
+            </w:r>
+          </w:p>
+        </w:tc>
+        <w:tc>
+          <w:tcPr>
+            <w:tcW w:type="dxa" w:w="3610"/>
+          </w:tcPr>
+          <w:p>
+            <w:pPr>
+              <w:spacing w:line="276" w:lineRule="auto"/>
+            </w:pPr>
+            <w:r>
+              <w:rPr>
+                <w:rFonts w:ascii="Times New Roman" w:hAnsi="Times New Roman" w:cs="Times New Roman" w:eastAsia="Times New Roman"/>
+                <w:b w:val="0"/>
+                <w:i w:val="0"/>
+                <w:sz w:val="26"/>
+              </w:rPr>
+              <w:t>Thực hiện tại nhà.</w:t>
+            </w:r>
+          </w:p>
+        </w:tc>
+        <w:tc>
+          <w:tcPr>
+            <w:tcW w:type="dxa" w:w="3611"/>
+          </w:tcPr>
+          <w:p>
+            <w:pPr>
+              <w:spacing w:line="276" w:lineRule="auto"/>
+            </w:pPr>
+          </w:p>
+        </w:tc>
+      </w:tr>
+      <w:tr>
+        <w:tc>
+          <w:tcPr>
+            <w:tcW w:type="dxa" w:w="1805"/>
+          </w:tcPr>
+          <w:p>
+            <w:pPr>
+              <w:spacing w:line="276" w:lineRule="auto"/>
+              <w:jc w:val="center"/>
+            </w:pPr>
+            <w:r>
+              <w:rPr>
+                <w:rFonts w:ascii="Times New Roman" w:hAnsi="Times New Roman" w:cs="Times New Roman" w:eastAsia="Times New Roman"/>
+                <w:b/>
+                <w:i/>
+                <w:sz w:val="26"/>
+              </w:rPr>
+              <w:t>Bước 4:</w:t>
+            </w:r>
+          </w:p>
+          <w:p>
+            <w:r>
+              <w:rPr>
+                <w:rFonts w:ascii="Times New Roman" w:hAnsi="Times New Roman" w:cs="Times New Roman" w:eastAsia="Times New Roman"/>
+                <w:b/>
+                <w:i/>
+                <w:sz w:val="26"/>
+              </w:rPr>
+              <w:t>Giáo viên nhắc nhở</w:t>
+            </w:r>
+          </w:p>
+          <w:p>
+            <w:r>
+              <w:rPr>
+                <w:rFonts w:ascii="Times New Roman" w:hAnsi="Times New Roman" w:cs="Times New Roman" w:eastAsia="Times New Roman"/>
+                <w:b/>
+                <w:i/>
+                <w:sz w:val="26"/>
+              </w:rPr>
+              <w:t>nhiệm vụ về nhà</w:t>
+            </w:r>
+          </w:p>
+        </w:tc>
+        <w:tc>
+          <w:tcPr>
+            <w:tcW w:type="dxa" w:w="3610"/>
+          </w:tcPr>
+          <w:p>
+            <w:pPr>
+              <w:spacing w:line="276" w:lineRule="auto"/>
+            </w:pPr>
+            <w:r>
+              <w:rPr>
+                <w:rFonts w:ascii="Times New Roman" w:hAnsi="Times New Roman" w:cs="Times New Roman" w:eastAsia="Times New Roman"/>
+                <w:b w:val="0"/>
+                <w:i w:val="0"/>
+                <w:sz w:val="26"/>
+              </w:rPr>
+              <w:t>GV kết thúc tiết học.</w:t>
+            </w:r>
+          </w:p>
+        </w:tc>
+        <w:tc>
+          <w:tcPr>
+            <w:tcW w:type="dxa" w:w="3611"/>
+          </w:tcPr>
+          <w:p>
+            <w:pPr>
+              <w:spacing w:line="276" w:lineRule="auto"/>
+            </w:pPr>
+          </w:p>
+        </w:tc>
+      </w:tr>
+    </w:tbl>
+    <w:p>
+      <w:pPr>
+        <w:spacing w:line="276" w:lineRule="auto"/>
+      </w:pPr>
     </w:p>
     <w:p>
       <w:pPr>

--- a/KHBD_Tin_học/Lớp_8/Tiết_00/KHBD_Tin_hoc_Lớp_8_Tiet00_Định_hướng_môn_học_Tin_học_8_-_Định_hướn.docx
+++ b/KHBD_Tin_học/Lớp_8/Tiết_00/KHBD_Tin_hoc_Lớp_8_Tiet00_Định_hướng_môn_học_Tin_học_8_-_Định_hướn.docx
@@ -885,7 +885,7 @@
                 <w:i w:val="0"/>
                 <w:sz w:val="26"/>
               </w:rPr>
-              <w:t>GV chiếu video AI và công nghệ tương lai.</w:t>
+              <w:t>GV chiếu video ngắn (2 phút) về AI, robot và công nghệ tương lai.</w:t>
             </w:r>
           </w:p>
         </w:tc>
@@ -897,6 +897,15 @@
             <w:pPr>
               <w:spacing w:line="276" w:lineRule="auto"/>
             </w:pPr>
+            <w:r>
+              <w:rPr>
+                <w:rFonts w:ascii="Times New Roman" w:hAnsi="Times New Roman" w:cs="Times New Roman" w:eastAsia="Times New Roman"/>
+                <w:b w:val="0"/>
+                <w:i w:val="0"/>
+                <w:sz w:val="26"/>
+              </w:rPr>
+              <w:t>HS xem video, chú ý những hình ảnh công nghệ ấn tượng nhất.</w:t>
+            </w:r>
           </w:p>
         </w:tc>
       </w:tr>
@@ -958,7 +967,7 @@
                 <w:i w:val="0"/>
                 <w:sz w:val="26"/>
               </w:rPr>
-              <w:t>HS theo dõi và suy nghĩ.</w:t>
+              <w:t>GV đặt câu hỏi: "Công nghệ nào em thấy thú vị nhất? Tại sao?"</w:t>
             </w:r>
           </w:p>
         </w:tc>
@@ -970,6 +979,15 @@
             <w:pPr>
               <w:spacing w:line="276" w:lineRule="auto"/>
             </w:pPr>
+            <w:r>
+              <w:rPr>
+                <w:rFonts w:ascii="Times New Roman" w:hAnsi="Times New Roman" w:cs="Times New Roman" w:eastAsia="Times New Roman"/>
+                <w:b w:val="0"/>
+                <w:i w:val="0"/>
+                <w:sz w:val="26"/>
+              </w:rPr>
+              <w:t>HS suy nghĩ và ghi nhanh ý tưởng cá nhân vào giấy nháp.</w:t>
+            </w:r>
           </w:p>
         </w:tc>
       </w:tr>
@@ -1031,7 +1049,7 @@
                 <w:i w:val="0"/>
                 <w:sz w:val="26"/>
               </w:rPr>
-              <w:t>HS chia sẻ ước mơ nghề nghiệp liên quan công nghệ.</w:t>
+              <w:t>GV gọi 3-4 HS chia sẻ ước mơ nghề nghiệp liên quan đến công nghệ.</w:t>
             </w:r>
           </w:p>
         </w:tc>
@@ -1043,6 +1061,15 @@
             <w:pPr>
               <w:spacing w:line="276" w:lineRule="auto"/>
             </w:pPr>
+            <w:r>
+              <w:rPr>
+                <w:rFonts w:ascii="Times New Roman" w:hAnsi="Times New Roman" w:cs="Times New Roman" w:eastAsia="Times New Roman"/>
+                <w:b w:val="0"/>
+                <w:i w:val="0"/>
+                <w:sz w:val="26"/>
+              </w:rPr>
+              <w:t>HS chia sẻ ước mơ nghề nghiệp công nghệ: lập trình, thiết kế AI, kỹ sư robot...</w:t>
+            </w:r>
           </w:p>
         </w:tc>
       </w:tr>
@@ -1104,7 +1131,7 @@
                 <w:i w:val="0"/>
                 <w:sz w:val="26"/>
               </w:rPr>
-              <w:t>GV dẫn vào bài định hướng Lớp 8.</w:t>
+              <w:t>GV tổng kết: Tin học 8 sẽ trang bị nền tảng để HS hiểu và tạo ra công nghệ — dẫn vào bài.</w:t>
             </w:r>
           </w:p>
         </w:tc>
@@ -1116,6 +1143,15 @@
             <w:pPr>
               <w:spacing w:line="276" w:lineRule="auto"/>
             </w:pPr>
+            <w:r>
+              <w:rPr>
+                <w:rFonts w:ascii="Times New Roman" w:hAnsi="Times New Roman" w:cs="Times New Roman" w:eastAsia="Times New Roman"/>
+                <w:b w:val="0"/>
+                <w:i w:val="0"/>
+                <w:sz w:val="26"/>
+              </w:rPr>
+              <w:t>HS lắng nghe và ghi mục tiêu cá nhân cho năm học Tin 8.</w:t>
+            </w:r>
           </w:p>
         </w:tc>
       </w:tr>
@@ -1367,7 +1403,7 @@
                 <w:i w:val="0"/>
                 <w:sz w:val="26"/>
               </w:rPr>
-              <w:t>GV giới thiệu các mảng kiến thức Lớp 8.</w:t>
+              <w:t>GV chiếu sơ đồ 5 mạch kiến thức Tin 8 và giới thiệu từng mảng.</w:t>
             </w:r>
           </w:p>
         </w:tc>
@@ -1379,6 +1415,15 @@
             <w:pPr>
               <w:spacing w:line="276" w:lineRule="auto"/>
             </w:pPr>
+            <w:r>
+              <w:rPr>
+                <w:rFonts w:ascii="Times New Roman" w:hAnsi="Times New Roman" w:cs="Times New Roman" w:eastAsia="Times New Roman"/>
+                <w:b w:val="0"/>
+                <w:i w:val="0"/>
+                <w:sz w:val="26"/>
+              </w:rPr>
+              <w:t>HS mở SGK Tin 8, đối chiếu mục lục với sơ đồ GV chiếu.</w:t>
+            </w:r>
           </w:p>
         </w:tc>
       </w:tr>
@@ -1440,7 +1485,7 @@
                 <w:i w:val="0"/>
                 <w:sz w:val="26"/>
               </w:rPr>
-              <w:t>HS mở SGK đối chiếu các bài học.</w:t>
+              <w:t>GV trình bày 4 trụ cột Tư duy máy tính kèm ví dụ minh họa đời thực.</w:t>
             </w:r>
           </w:p>
         </w:tc>
@@ -1452,6 +1497,15 @@
             <w:pPr>
               <w:spacing w:line="276" w:lineRule="auto"/>
             </w:pPr>
+            <w:r>
+              <w:rPr>
+                <w:rFonts w:ascii="Times New Roman" w:hAnsi="Times New Roman" w:cs="Times New Roman" w:eastAsia="Times New Roman"/>
+                <w:b w:val="0"/>
+                <w:i w:val="0"/>
+                <w:sz w:val="26"/>
+              </w:rPr>
+              <w:t>HS ghi chép 4 trụ cột: Tách nhỏ — Tìm quy luật — Trừu tượng hóa — Thuật toán.</w:t>
+            </w:r>
           </w:p>
         </w:tc>
       </w:tr>
@@ -1513,7 +1567,7 @@
                 <w:i w:val="0"/>
                 <w:sz w:val="26"/>
               </w:rPr>
-              <w:t>GV giải thích 4 trụ cột tư duy máy tính.</w:t>
+              <w:t>GV đặt câu hỏi: "Các em đã từng dùng tư duy này chưa? Khi nào?"</w:t>
             </w:r>
           </w:p>
         </w:tc>
@@ -1525,6 +1579,15 @@
             <w:pPr>
               <w:spacing w:line="276" w:lineRule="auto"/>
             </w:pPr>
+            <w:r>
+              <w:rPr>
+                <w:rFonts w:ascii="Times New Roman" w:hAnsi="Times New Roman" w:cs="Times New Roman" w:eastAsia="Times New Roman"/>
+                <w:b w:val="0"/>
+                <w:i w:val="0"/>
+                <w:sz w:val="26"/>
+              </w:rPr>
+              <w:t>HS thảo luận cặp đôi, tìm ví dụ thực tế về tư duy máy tính trong cuộc sống.</w:t>
+            </w:r>
           </w:p>
         </w:tc>
       </w:tr>
@@ -1586,7 +1649,7 @@
                 <w:i w:val="0"/>
                 <w:sz w:val="26"/>
               </w:rPr>
-              <w:t>GV chốt phương pháp nghiên cứu dự án môn Tin 8.</w:t>
+              <w:t>GV chốt phương pháp học Tin 8 theo dự án và nghiên cứu.</w:t>
             </w:r>
           </w:p>
         </w:tc>
@@ -1598,6 +1661,15 @@
             <w:pPr>
               <w:spacing w:line="276" w:lineRule="auto"/>
             </w:pPr>
+            <w:r>
+              <w:rPr>
+                <w:rFonts w:ascii="Times New Roman" w:hAnsi="Times New Roman" w:cs="Times New Roman" w:eastAsia="Times New Roman"/>
+                <w:b w:val="0"/>
+                <w:i w:val="0"/>
+                <w:sz w:val="26"/>
+              </w:rPr>
+              <w:t>HS ghi chép phương pháp học và thời gian biểu thực hành dự án.</w:t>
+            </w:r>
           </w:p>
         </w:tc>
       </w:tr>
@@ -1849,7 +1921,7 @@
                 <w:i w:val="0"/>
                 <w:sz w:val="26"/>
               </w:rPr>
-              <w:t>GV giao bài toán tình huống thực tế.</w:t>
+              <w:t>GV giao bài toán: "Hãy tổ chức một buổi triển lãm công nghệ — áp dụng 4 trụ cột tư duy máy tính".</w:t>
             </w:r>
           </w:p>
         </w:tc>
@@ -1861,6 +1933,15 @@
             <w:pPr>
               <w:spacing w:line="276" w:lineRule="auto"/>
             </w:pPr>
+            <w:r>
+              <w:rPr>
+                <w:rFonts w:ascii="Times New Roman" w:hAnsi="Times New Roman" w:cs="Times New Roman" w:eastAsia="Times New Roman"/>
+                <w:b w:val="0"/>
+                <w:i w:val="0"/>
+                <w:sz w:val="26"/>
+              </w:rPr>
+              <w:t>HS nhận nhiệm vụ, phân công vai trò trong nhóm.</w:t>
+            </w:r>
           </w:p>
         </w:tc>
       </w:tr>
@@ -1922,7 +2003,7 @@
                 <w:i w:val="0"/>
                 <w:sz w:val="26"/>
               </w:rPr>
-              <w:t>Nhóm thảo luận tách nhỏ công việc và đề xuất giải pháp.</w:t>
+              <w:t>GV quan sát và hỗ trợ nhóm chưa biết cách tách nhỏ công việc.</w:t>
             </w:r>
           </w:p>
         </w:tc>
@@ -1934,6 +2015,15 @@
             <w:pPr>
               <w:spacing w:line="276" w:lineRule="auto"/>
             </w:pPr>
+            <w:r>
+              <w:rPr>
+                <w:rFonts w:ascii="Times New Roman" w:hAnsi="Times New Roman" w:cs="Times New Roman" w:eastAsia="Times New Roman"/>
+                <w:b w:val="0"/>
+                <w:i w:val="0"/>
+                <w:sz w:val="26"/>
+              </w:rPr>
+              <w:t>Nhóm thảo luận, tách nhỏ công việc và đề xuất giải pháp từng bước.</w:t>
+            </w:r>
           </w:p>
         </w:tc>
       </w:tr>
@@ -1995,7 +2085,7 @@
                 <w:i w:val="0"/>
                 <w:sz w:val="26"/>
               </w:rPr>
-              <w:t>Đại diện nhóm trình bày dàn ý.</w:t>
+              <w:t>GV mời đại diện 2 nhóm trình bày, ghi kết quả lên bảng.</w:t>
             </w:r>
           </w:p>
         </w:tc>
@@ -2007,6 +2097,15 @@
             <w:pPr>
               <w:spacing w:line="276" w:lineRule="auto"/>
             </w:pPr>
+            <w:r>
+              <w:rPr>
+                <w:rFonts w:ascii="Times New Roman" w:hAnsi="Times New Roman" w:cs="Times New Roman" w:eastAsia="Times New Roman"/>
+                <w:b w:val="0"/>
+                <w:i w:val="0"/>
+                <w:sz w:val="26"/>
+              </w:rPr>
+              <w:t>Đại diện nhóm trình bày dàn ý, nhóm khác nhận xét và bổ sung.</w:t>
+            </w:r>
           </w:p>
         </w:tc>
       </w:tr>
@@ -2068,7 +2167,7 @@
                 <w:i w:val="0"/>
                 <w:sz w:val="26"/>
               </w:rPr>
-              <w:t>GV nhận xét, chuẩn hóa tư duy máy tính.</w:t>
+              <w:t>GV nhận xét, chuẩn hóa và liên hệ với lập trình: "Tư duy này chính là cách máy tính giải bài toán".</w:t>
             </w:r>
           </w:p>
         </w:tc>
@@ -2080,6 +2179,15 @@
             <w:pPr>
               <w:spacing w:line="276" w:lineRule="auto"/>
             </w:pPr>
+            <w:r>
+              <w:rPr>
+                <w:rFonts w:ascii="Times New Roman" w:hAnsi="Times New Roman" w:cs="Times New Roman" w:eastAsia="Times New Roman"/>
+                <w:b w:val="0"/>
+                <w:i w:val="0"/>
+                <w:sz w:val="26"/>
+              </w:rPr>
+              <w:t>HS ghi chép kết luận về Tư duy máy tính và ứng dụng thực tiễn.</w:t>
+            </w:r>
           </w:p>
         </w:tc>
       </w:tr>
@@ -2324,7 +2432,7 @@
                 <w:i w:val="0"/>
                 <w:sz w:val="26"/>
               </w:rPr>
-              <w:t>GV dặn nhiệm vụ tìm hiểu bài 1.</w:t>
+              <w:t>GV dặn HS đọc trước Bài 1 SGK Tin 8 (trang 6-14) và tìm hiểu về ENIAC.</w:t>
             </w:r>
           </w:p>
         </w:tc>
@@ -2336,6 +2444,15 @@
             <w:pPr>
               <w:spacing w:line="276" w:lineRule="auto"/>
             </w:pPr>
+            <w:r>
+              <w:rPr>
+                <w:rFonts w:ascii="Times New Roman" w:hAnsi="Times New Roman" w:cs="Times New Roman" w:eastAsia="Times New Roman"/>
+                <w:b w:val="0"/>
+                <w:i w:val="0"/>
+                <w:sz w:val="26"/>
+              </w:rPr>
+              <w:t>HS ghi nhiệm vụ: Đọc trước Bài 1 và tìm hiểu về chiếc máy tính ENIAC.</w:t>
+            </w:r>
           </w:p>
         </w:tc>
       </w:tr>
@@ -2397,7 +2514,7 @@
                 <w:i w:val="0"/>
                 <w:sz w:val="26"/>
               </w:rPr>
-              <w:t>HS ghi sổ.</w:t>
+              <w:t>GV gợi ý từ khóa tìm kiếm: "ENIAC máy tính đầu tiên", "lược sử máy tính".</w:t>
             </w:r>
           </w:p>
         </w:tc>
@@ -2409,6 +2526,15 @@
             <w:pPr>
               <w:spacing w:line="276" w:lineRule="auto"/>
             </w:pPr>
+            <w:r>
+              <w:rPr>
+                <w:rFonts w:ascii="Times New Roman" w:hAnsi="Times New Roman" w:cs="Times New Roman" w:eastAsia="Times New Roman"/>
+                <w:b w:val="0"/>
+                <w:i w:val="0"/>
+                <w:sz w:val="26"/>
+              </w:rPr>
+              <w:t>HS ghi chú nguồn tài liệu tham khảo.</w:t>
+            </w:r>
           </w:p>
         </w:tc>
       </w:tr>
@@ -2470,7 +2596,7 @@
                 <w:i w:val="0"/>
                 <w:sz w:val="26"/>
               </w:rPr>
-              <w:t>Thực hiện tại nhà.</w:t>
+              <w:t>GV nhắc: Đầu tiết sau sẽ chia sẻ nhanh 1-2 câu về ENIAC.</w:t>
             </w:r>
           </w:p>
         </w:tc>
@@ -2482,6 +2608,15 @@
             <w:pPr>
               <w:spacing w:line="276" w:lineRule="auto"/>
             </w:pPr>
+            <w:r>
+              <w:rPr>
+                <w:rFonts w:ascii="Times New Roman" w:hAnsi="Times New Roman" w:cs="Times New Roman" w:eastAsia="Times New Roman"/>
+                <w:b w:val="0"/>
+                <w:i w:val="0"/>
+                <w:sz w:val="26"/>
+              </w:rPr>
+              <w:t>HS chuẩn bị 3 câu ghi chú ngắn về ENIAC để chia sẻ.</w:t>
+            </w:r>
           </w:p>
         </w:tc>
       </w:tr>
@@ -2543,7 +2678,7 @@
                 <w:i w:val="0"/>
                 <w:sz w:val="26"/>
               </w:rPr>
-              <w:t>GV kết thúc tiết học.</w:t>
+              <w:t>GV tổng kết tiết học và nhắc nhở quy trình tắt máy.</w:t>
             </w:r>
           </w:p>
         </w:tc>
@@ -2555,6 +2690,15 @@
             <w:pPr>
               <w:spacing w:line="276" w:lineRule="auto"/>
             </w:pPr>
+            <w:r>
+              <w:rPr>
+                <w:rFonts w:ascii="Times New Roman" w:hAnsi="Times New Roman" w:cs="Times New Roman" w:eastAsia="Times New Roman"/>
+                <w:b w:val="0"/>
+                <w:i w:val="0"/>
+                <w:sz w:val="26"/>
+              </w:rPr>
+              <w:t>HS tắt máy đúng quy trình và rời phòng máy.</w:t>
+            </w:r>
           </w:p>
         </w:tc>
       </w:tr>

--- a/KHBD_Tin_học/Lớp_8/Tiết_00/KHBD_Tin_hoc_Lớp_8_Tiet00_Định_hướng_môn_học_Tin_học_8_-_Định_hướn.docx
+++ b/KHBD_Tin_học/Lớp_8/Tiết_00/KHBD_Tin_hoc_Lớp_8_Tiet00_Định_hướng_môn_học_Tin_học_8_-_Định_hướn.docx
@@ -2729,35 +2729,56 @@
       <w:r>
         <w:rPr>
           <w:rFonts w:ascii="Times New Roman" w:hAnsi="Times New Roman" w:cs="Times New Roman" w:eastAsia="Times New Roman"/>
-          <w:b/>
+          <w:b w:val="0"/>
           <w:i w:val="0"/>
           <w:sz w:val="26"/>
         </w:rPr>
-        <w:t>….……………………………………………………………………………………………..</w:t>
-      </w:r>
-    </w:p>
-    <w:p>
-      <w:pPr>
-        <w:jc w:val="center"/>
+        <w:t>........................................................................................................................</w:t>
+      </w:r>
+    </w:p>
+    <w:p>
+      <w:pPr>
         <w:spacing w:line="276" w:lineRule="auto"/>
       </w:pPr>
       <w:r>
         <w:rPr>
           <w:rFonts w:ascii="Times New Roman" w:hAnsi="Times New Roman" w:cs="Times New Roman" w:eastAsia="Times New Roman"/>
-          <w:b/>
+          <w:b w:val="0"/>
           <w:i w:val="0"/>
           <w:sz w:val="26"/>
         </w:rPr>
-        <w:t>Lưu ý: Sau 1 tuần mới để phần kí</w:t>
+        <w:t>........................................................................................................................</w:t>
+      </w:r>
+    </w:p>
+    <w:p>
+      <w:pPr>
+        <w:spacing w:line="276" w:lineRule="auto"/>
+      </w:pPr>
+      <w:r>
+        <w:rPr>
+          <w:rFonts w:ascii="Times New Roman" w:hAnsi="Times New Roman" w:cs="Times New Roman" w:eastAsia="Times New Roman"/>
+          <w:b w:val="0"/>
+          <w:i w:val="0"/>
+          <w:sz w:val="26"/>
+        </w:rPr>
+        <w:t>........................................................................................................................</w:t>
+      </w:r>
+    </w:p>
+    <w:p>
+      <w:pPr>
+        <w:spacing w:line="276" w:lineRule="auto"/>
+      </w:pPr>
+      <w:r>
+        <w:rPr>
+          <w:rFonts w:ascii="Times New Roman" w:hAnsi="Times New Roman" w:cs="Times New Roman" w:eastAsia="Times New Roman"/>
+          <w:b w:val="0"/>
+          <w:i w:val="0"/>
+          <w:sz w:val="26"/>
+        </w:rPr>
+        <w:t>........................................................................................................................</w:t>
       </w:r>
     </w:p>
     <w:p/>
-    <w:p>
-      <w:pPr>
-        <w:ind w:firstLine="284"/>
-        <w:spacing w:line="276" w:lineRule="auto"/>
-      </w:pPr>
-    </w:p>
     <w:tbl>
       <w:tblPr>
         <w:tblStyle w:val="a1"/>
